--- a/Publisher_Ready_Curriculum/02_Chemistry_East_Meadow_Refactor/04_Gas_Laws/03_PressureVolume_Relationship/Teacher_Guide.docx
+++ b/Publisher_Ready_Curriculum/02_Chemistry_East_Meadow_Refactor/04_Gas_Laws/03_PressureVolume_Relationship/Teacher_Guide.docx
@@ -2,13 +2,13 @@
 <file path=word/document.xml><?xml version="1.0" encoding="utf-8"?>
 <w:document xmlns:w="http://schemas.openxmlformats.org/wordprocessingml/2006/main" xmlns:m="http://schemas.openxmlformats.org/officeDocument/2006/math" xmlns:r="http://schemas.openxmlformats.org/officeDocument/2006/relationships" xmlns:o="urn:schemas-microsoft-com:office:office" xmlns:v="urn:schemas-microsoft-com:vml" xmlns:w10="urn:schemas-microsoft-com:office:word" xmlns:a="http://schemas.openxmlformats.org/drawingml/2006/main" xmlns:pic="http://schemas.openxmlformats.org/drawingml/2006/picture" xmlns:wp="http://schemas.openxmlformats.org/drawingml/2006/wordprocessingDrawing">
   <w:body>
-    <w:bookmarkStart w:id="42" w:name="Xf5c86b483e4d73063f14354fc41707dae69a61c"/>
+    <w:bookmarkStart w:id="42" w:name="Xbd63ef9717b94653aea14733936bff7cac64faf"/>
     <w:p>
       <w:pPr>
         <w:pStyle w:val="Heading1"/>
       </w:pPr>
       <w:r>
-        <w:t xml:space="preserve">Pressure–Volume Relationship (Boyle’s Law) — Teacher Guide</w:t>
+        <w:t xml:space="preserve">Pressure–Volume Relationship — Teacher Guide</w:t>
       </w:r>
     </w:p>
     <w:bookmarkStart w:id="9" w:name="cover"/>
@@ -29,7 +29,7 @@
           <w:b/>
           <w:bCs/>
         </w:rPr>
-        <w:t xml:space="preserve">Unit: Gas Laws — Lesson 03: Pressure–Volume Relationship (Boyle’s Law)</w:t>
+        <w:t xml:space="preserve">Unit: Gas Laws — Lesson 03: Pressure–Volume Relationship</w:t>
       </w:r>
       <w:r>
         <w:t xml:space="preserve"> </w:t>
@@ -75,7 +75,7 @@
         <w:pStyle w:val="FirstParagraph"/>
       </w:pPr>
       <w:r>
-        <w:t xml:space="preserve">This lesson sits inside the Gas Laws unit and develops the kinetic-molecular account of gas behavior that the 2025 NYSSLS-aligned Regents expects students to reason with quantitatively. Students model the inverse relationship between pressure and volume at constant temperature — Boyle’s Law — both qualitatively (a syringe gets harder to push as the trapped air is squeezed) and quantitatively (P₁V₁ = P₂V₂). The Science and Engineering Practices in play are</w:t>
+        <w:t xml:space="preserve">This lesson sits inside the Gas Laws unit and develops the kinetic-molecular account of gas behavior that the 2025 NYSSLS-aligned Regents expects students to reason with quantitatively. Students model the inverse relationship between pressure and volume at constant temperature — the pressure–volume relationship — both qualitatively (a syringe gets harder to push as the trapped air is squeezed) and quantitatively (P₁V₁ = P₂V₂). The Science and Engineering Practices in play are</w:t>
       </w:r>
       <w:r>
         <w:t xml:space="preserve"> </w:t>
@@ -107,7 +107,7 @@
         <w:t xml:space="preserve"> </w:t>
       </w:r>
       <w:r>
-        <w:t xml:space="preserve">(solving for an unknown pressure or volume with the Boyle’s Law equation). No single content performance expectation is assigned in the East Meadow Scope &amp; Sequence for this day; the lesson builds the gas-law fluency that later combined-gas-law and stoichiometry work depend on.</w:t>
+        <w:t xml:space="preserve">(solving for an unknown pressure or volume with the equation P₁V₁ = P₂V₂). No single content performance expectation is assigned in the East Meadow Scope &amp; Sequence for this day; the lesson builds the gas-law fluency that later combined-gas-law and stoichiometry work depend on.</w:t>
       </w:r>
     </w:p>
     <w:p>
@@ -376,7 +376,7 @@
         <w:t xml:space="preserve"> </w:t>
       </w:r>
       <w:r>
-        <w:t xml:space="preserve">(Phase 5): two Boyle’s-Law calculations (one solving for pressure, one solving for volume) using values</w:t>
+        <w:t xml:space="preserve">(Phase 5): two pressure–volume calculations (one solving for pressure, one solving for volume) using values</w:t>
       </w:r>
       <w:r>
         <w:t xml:space="preserve"> </w:t>
@@ -487,7 +487,7 @@
               <w:pStyle w:val="Compact"/>
             </w:pPr>
             <w:r>
-              <w:t xml:space="preserve">Gas Laws — Boyle’s Law (P–V inverse relationship at constant T); SEP Analyzing Data + Using Mathematics; no single content PE assigned for this day</w:t>
+              <w:t xml:space="preserve">Gas Laws — pressure–volume relationship (P–V inverse relationship at constant T); SEP Analyzing Data + Using Mathematics; no single content PE assigned for this day</w:t>
             </w:r>
           </w:p>
         </w:tc>
@@ -693,7 +693,7 @@
         </w:numPr>
       </w:pPr>
       <w:r>
-        <w:t xml:space="preserve">State Boyle’s Law in words and as an equation (P₁V₁ = P₂V₂; equivalently PV = constant at fixed T and amount).</w:t>
+        <w:t xml:space="preserve">State the pressure–volume relationship in words and as an equation (P₁V₁ = P₂V₂; equivalently PV = constant at fixed T and amount).</w:t>
       </w:r>
     </w:p>
     <w:p>
@@ -1262,7 +1262,7 @@
         <w:t xml:space="preserve">one marker per group</w:t>
       </w:r>
       <w:r>
-        <w:t xml:space="preserve">. Launch the task verbally with minimal instructions — do not pre-teach Boyle’s Law or the equation:</w:t>
+        <w:t xml:space="preserve">. Launch the task verbally with minimal instructions — do not pre-teach the equation:</w:t>
       </w:r>
     </w:p>
     <w:p>
@@ -1901,7 +1901,7 @@
         <w:t xml:space="preserve"> </w:t>
       </w:r>
       <w:r>
-        <w:t xml:space="preserve">Boyle’s Law — we name it next.</w:t>
+        <w:t xml:space="preserve">the pressure–volume relationship — we name it next.</w:t>
       </w:r>
     </w:p>
     <w:p>
@@ -2029,7 +2029,7 @@
         <w:pStyle w:val="BlockText"/>
       </w:pPr>
       <w:r>
-        <w:t xml:space="preserve">“Let’s name what you discovered. The rule that pressure and volume move in opposite directions at constant temperature — and that their product stays constant — is</w:t>
+        <w:t xml:space="preserve">“Let’s name what you discovered. The rule that pressure and volume move in opposite directions at constant temperature — and that their product stays constant — is the</w:t>
       </w:r>
       <w:r>
         <w:t xml:space="preserve"> </w:t>
@@ -2039,7 +2039,7 @@
           <w:b/>
           <w:bCs/>
         </w:rPr>
-        <w:t xml:space="preserve">Boyle’s Law</w:t>
+        <w:t xml:space="preserve">pressure–volume relationship</w:t>
       </w:r>
       <w:r>
         <w:t xml:space="preserve">. In words: for a fixed amount of gas at constant temperature, pressure and volume are inversely proportional. As an equation we write</w:t>
@@ -2098,7 +2098,7 @@
         <w:t xml:space="preserve"> </w:t>
       </w:r>
       <w:r>
-        <w:t xml:space="preserve">(or inverse relationship). That is different from the direct proportions you’ve seen, where both quantities rise together. Boyle’s Law is the inverse proportion between pressure and volume.”</w:t>
+        <w:t xml:space="preserve">(or inverse relationship). That is different from the direct proportions you’ve seen, where both quantities rise together. The pressure–volume relationship is the inverse proportion between pressure and volume.”</w:t>
       </w:r>
     </w:p>
     <w:p>
@@ -2205,7 +2205,7 @@
         <w:t xml:space="preserve"> </w:t>
       </w:r>
       <w:r>
-        <w:t xml:space="preserve">the same number of particles in half the space hit the walls about twice as often per second, so the force per area roughly doubles. That’s Boyle’s Law from the particle view.</w:t>
+        <w:t xml:space="preserve">the same number of particles in half the space hit the walls about twice as often per second, so the force per area roughly doubles. That’s the pressure–volume relationship from the particle view.</w:t>
       </w:r>
     </w:p>
     <w:p>
@@ -2217,7 +2217,7 @@
         </w:numPr>
       </w:pPr>
       <w:r>
-        <w:t xml:space="preserve">“Why does Boyle’s Law require constant temperature?”</w:t>
+        <w:t xml:space="preserve">“Why does this relationship require constant temperature?”</w:t>
       </w:r>
       <w:r>
         <w:t xml:space="preserve"> </w:t>
@@ -2442,7 +2442,7 @@
         <w:t xml:space="preserve"> </w:t>
       </w:r>
       <w:r>
-        <w:t xml:space="preserve">pressure and volume stay inversely proportional and their product P × V holds constant, which is exactly Boyle’s Law.”</w:t>
+        <w:t xml:space="preserve">pressure and volume stay inversely proportional and their product P × V holds constant, which is exactly the pressure–volume relationship.”</w:t>
       </w:r>
     </w:p>
     <w:p>
@@ -2862,7 +2862,7 @@
         <w:t xml:space="preserve"> </w:t>
       </w:r>
       <w:r>
-        <w:t xml:space="preserve">Boyle’s Law is an</w:t>
+        <w:t xml:space="preserve">The pressure–volume relationship is an</w:t>
       </w:r>
       <w:r>
         <w:t xml:space="preserve"> </w:t>
@@ -2913,7 +2913,7 @@
         <w:t xml:space="preserve"> </w:t>
       </w:r>
       <w:r>
-        <w:t xml:space="preserve">“Boyle’s Law works no matter what.”</w:t>
+        <w:t xml:space="preserve">“The pressure–volume relationship works no matter what.”</w:t>
       </w:r>
       <w:r>
         <w:t xml:space="preserve"> </w:t>
@@ -2935,7 +2935,7 @@
         <w:t xml:space="preserve"> </w:t>
       </w:r>
       <w:r>
-        <w:t xml:space="preserve">Boyle’s Law holds only when temperature</w:t>
+        <w:t xml:space="preserve">The pressure–volume relationship (P₁V₁ = P₂V₂) holds only when temperature</w:t>
       </w:r>
       <w:r>
         <w:t xml:space="preserve"> </w:t>
@@ -2995,7 +2995,7 @@
         <w:t xml:space="preserve"> </w:t>
       </w:r>
       <w:r>
-        <w:t xml:space="preserve">On the ideal P–V curve, pressure keeps climbing as volume shrinks and never reaches zero volume — the curve bends but never touches the axes. (Real gases eventually liquefy, but that is beyond Boyle’s Law.) The relationship is a smooth inverse curve, not a line that flattens out.</w:t>
+        <w:t xml:space="preserve">On the ideal P–V curve, pressure keeps climbing as volume shrinks and never reaches zero volume — the curve bends but never touches the axes. (Real gases eventually liquefy, but that is beyond the pressure–volume relationship.) The relationship is a smooth inverse curve, not a line that flattens out.</w:t>
       </w:r>
     </w:p>
     <w:p>
@@ -3185,7 +3185,7 @@
         <w:t xml:space="preserve"> </w:t>
       </w:r>
       <w:r>
-        <w:t xml:space="preserve">Word-choice box displayed throughout: {pressure, volume, inverse, inversely proportional, compress, constant, product, collide, particles, Boyle’s Law}. Pair each idea with a gesture: hands moving together for</w:t>
+        <w:t xml:space="preserve">Word-choice box displayed throughout: {pressure, volume, inverse, inversely proportional, compress, constant, product, collide, particles, pressure–volume relationship}. Pair each idea with a gesture: hands moving together for</w:t>
       </w:r>
       <w:r>
         <w:t xml:space="preserve"> </w:t>
@@ -3253,7 +3253,7 @@
         <w:t xml:space="preserve"> </w:t>
       </w:r>
       <w:r>
-        <w:t xml:space="preserve">(1) On the P–V curve, prove algebraically that doubling V always halves P by showing P × V is constant — pick three pairs of points and compute. (2) Real-world transfer: explain why a sealed bag of chips puffs up at high altitude (lower outside pressure → bag’s trapped gas expands). (3) Research and explain how Boyle’s Law sets a hard rule for scuba divers (</w:t>
+        <w:t xml:space="preserve">(1) On the P–V curve, prove algebraically that doubling V always halves P by showing P × V is constant — pick three pairs of points and compute. (2) Real-world transfer: explain why a sealed bag of chips puffs up at high altitude (lower outside pressure → bag’s trapped gas expands). (3) Research and explain how the inverse pressure–volume relationship sets a hard rule for scuba divers (</w:t>
       </w:r>
       <w:r>
         <w:t xml:space="preserve">“never hold your breath while ascending”</w:t>
@@ -3407,7 +3407,7 @@
         <w:t xml:space="preserve"> </w:t>
       </w:r>
       <w:r>
-        <w:t xml:space="preserve">Resist the urge to state Boyle’s Law or write P₁V₁ = P₂V₂ first — the whole point is that students build the rule from their own data.</w:t>
+        <w:t xml:space="preserve">Resist the urge to write P₁V₁ = P₂V₂ first — the whole point is that students build the rule from their own data.</w:t>
       </w:r>
     </w:p>
     <w:p>
@@ -3475,7 +3475,7 @@
         </w:numPr>
       </w:pPr>
       <w:r>
-        <w:t xml:space="preserve">Use the vertical surfaces as the class’s shared thinking record in Phase 3 — groups literally point to their (V, P) products as the constant that becomes Boyle’s Law.</w:t>
+        <w:t xml:space="preserve">Use the vertical surfaces as the class’s shared thinking record in Phase 3 — groups literally point to their (V, P) products as the constant that becomes the pressure–volume relationship.</w:t>
       </w:r>
     </w:p>
     <w:p>
@@ -3849,7 +3849,7 @@
               <w:pStyle w:val="Compact"/>
             </w:pPr>
             <w:r>
-              <w:t xml:space="preserve">Phase 3 — vocabulary introduced at 33–36 min: Boyle’s Law / inverse proportion / gas pressure</w:t>
+              <w:t xml:space="preserve">Phase 3 — vocabulary introduced at 33–36 min: pressure–volume relationship / inverse proportion / gas pressure</w:t>
             </w:r>
           </w:p>
         </w:tc>
@@ -4016,7 +4016,7 @@
         <w:t xml:space="preserve"> </w:t>
       </w:r>
       <w:r>
-        <w:t xml:space="preserve">— guided note-guide for vocabulary and the worked Boyle’s-Law example</w:t>
+        <w:t xml:space="preserve">— guided note-guide for vocabulary and the worked pressure–volume example</w:t>
       </w:r>
     </w:p>
     <w:p>
@@ -4082,7 +4082,7 @@
           <w:b/>
           <w:bCs/>
         </w:rPr>
-        <w:t xml:space="preserve">Boyle’s Law</w:t>
+        <w:t xml:space="preserve">pressure–volume relationship</w:t>
       </w:r>
       <w:r>
         <w:t xml:space="preserve"> </w:t>
